--- a/Assessment tools/CO2_AT2_192524088_Mohammed Hashim T-SOFTWARE.docx
+++ b/Assessment tools/CO2_AT2_192524088_Mohammed Hashim T-SOFTWARE.docx
@@ -4,219 +4,931 @@
   <w:body>
     <w:p>
       <w:pPr>
-        <w:pStyle w:val="Heading1"/>
-        <w:spacing w:line="360" w:lineRule="auto"/>
-      </w:pPr>
-      <w:r>
+        <w:spacing w:line="276" w:lineRule="auto"/>
+        <w:jc w:val="center"/>
+      </w:pPr>
+      <w:r>
+        <w:rPr>
+          <w:b/>
+          <w:bCs/>
+          <w:color w:val="1F4E79"/>
+          <w:sz w:val="26"/>
+          <w:szCs w:val="26"/>
+        </w:rPr>
+        <w:t>SIMATS ENGINEERING (SAVEETHA SCHOOL OF ENGINEERING)</w:t>
+      </w:r>
+    </w:p>
+    <w:p>
+      <w:pPr>
+        <w:spacing w:line="276" w:lineRule="auto"/>
+        <w:jc w:val="center"/>
+      </w:pPr>
+      <w:r>
+        <w:rPr>
+          <w:b/>
+          <w:bCs/>
+          <w:color w:val="2E75B6"/>
+        </w:rPr>
+        <w:t>Department of Computer Science and Engineering</w:t>
+      </w:r>
+    </w:p>
+    <w:p>
+      <w:pPr>
+        <w:spacing w:after="120"/>
+        <w:jc w:val="center"/>
+        <w:rPr>
+          <w:b/>
+          <w:bCs/>
+          <w:color w:val="C00000"/>
+          <w:sz w:val="24"/>
+          <w:szCs w:val="24"/>
+        </w:rPr>
+      </w:pPr>
+      <w:r>
+        <w:rPr>
+          <w:b/>
+          <w:bCs/>
+          <w:color w:val="C00000"/>
+          <w:sz w:val="24"/>
+          <w:szCs w:val="24"/>
+        </w:rPr>
         <w:t>CO</w:t>
       </w:r>
       <w:r>
+        <w:rPr>
+          <w:b/>
+          <w:bCs/>
+          <w:color w:val="C00000"/>
+          <w:sz w:val="24"/>
+          <w:szCs w:val="24"/>
+        </w:rPr>
         <w:t>2</w:t>
       </w:r>
       <w:r>
-        <w:t>-AT</w:t>
-      </w:r>
-      <w:r>
-        <w:t>2</w:t>
-      </w:r>
-      <w:r>
-        <w:t>-</w:t>
-      </w:r>
-      <w:r>
+        <w:rPr>
+          <w:b/>
+          <w:bCs/>
+          <w:color w:val="C00000"/>
+          <w:sz w:val="24"/>
+          <w:szCs w:val="24"/>
+        </w:rPr>
+        <w:t xml:space="preserve"> ASSESSMENT TOOL 2  –  </w:t>
+      </w:r>
+      <w:r>
+        <w:rPr>
+          <w:b/>
+          <w:bCs/>
+          <w:color w:val="C00000"/>
+          <w:spacing w:val="-10"/>
+          <w:sz w:val="24"/>
+          <w:szCs w:val="24"/>
+        </w:rPr>
+        <w:t>Smart Renewable Battery Recycling Platform</w:t>
+      </w:r>
+    </w:p>
+    <w:tbl>
+      <w:tblPr>
+        <w:tblW w:w="10080" w:type="dxa"/>
+        <w:tblBorders>
+          <w:top w:val="single" w:sz="4" w:space="0" w:color="000000"/>
+          <w:left w:val="single" w:sz="4" w:space="0" w:color="000000"/>
+          <w:bottom w:val="single" w:sz="4" w:space="0" w:color="000000"/>
+          <w:right w:val="single" w:sz="4" w:space="0" w:color="000000"/>
+          <w:insideH w:val="single" w:sz="4" w:space="0" w:color="000000"/>
+          <w:insideV w:val="single" w:sz="4" w:space="0" w:color="000000"/>
+        </w:tblBorders>
+        <w:tblLayout w:type="fixed"/>
+        <w:tblLook w:val="0000" w:firstRow="0" w:lastRow="0" w:firstColumn="0" w:lastColumn="0" w:noHBand="0" w:noVBand="0"/>
+      </w:tblPr>
+      <w:tblGrid>
+        <w:gridCol w:w="1800"/>
+        <w:gridCol w:w="3240"/>
+        <w:gridCol w:w="1800"/>
+        <w:gridCol w:w="3240"/>
+      </w:tblGrid>
+      <w:tr>
+        <w:tc>
+          <w:tcPr>
+            <w:tcW w:w="1800" w:type="dxa"/>
+            <w:tcBorders>
+              <w:top w:val="single" w:sz="4" w:space="0" w:color="9DC3E6"/>
+              <w:left w:val="single" w:sz="4" w:space="0" w:color="9DC3E6"/>
+              <w:bottom w:val="single" w:sz="4" w:space="0" w:color="9DC3E6"/>
+              <w:right w:val="single" w:sz="4" w:space="0" w:color="9DC3E6"/>
+            </w:tcBorders>
+            <w:shd w:val="clear" w:color="auto" w:fill="D6E4F0"/>
+            <w:tcMar>
+              <w:top w:w="70" w:type="dxa"/>
+              <w:left w:w="120" w:type="dxa"/>
+              <w:bottom w:w="70" w:type="dxa"/>
+              <w:right w:w="120" w:type="dxa"/>
+            </w:tcMar>
+            <w:vAlign w:val="center"/>
+          </w:tcPr>
+          <w:p>
+            <w:r>
+              <w:rPr>
+                <w:b/>
+                <w:bCs/>
+                <w:color w:val="1F4E79"/>
+                <w:sz w:val="18"/>
+                <w:szCs w:val="18"/>
+              </w:rPr>
+              <w:t>Course Code:</w:t>
+            </w:r>
+          </w:p>
+        </w:tc>
+        <w:tc>
+          <w:tcPr>
+            <w:tcW w:w="3240" w:type="dxa"/>
+            <w:tcBorders>
+              <w:top w:val="single" w:sz="4" w:space="0" w:color="9DC3E6"/>
+              <w:left w:val="single" w:sz="4" w:space="0" w:color="9DC3E6"/>
+              <w:bottom w:val="single" w:sz="4" w:space="0" w:color="9DC3E6"/>
+              <w:right w:val="single" w:sz="4" w:space="0" w:color="9DC3E6"/>
+            </w:tcBorders>
+            <w:shd w:val="clear" w:color="auto" w:fill="FFFFFF"/>
+            <w:tcMar>
+              <w:top w:w="70" w:type="dxa"/>
+              <w:left w:w="120" w:type="dxa"/>
+              <w:bottom w:w="70" w:type="dxa"/>
+              <w:right w:w="120" w:type="dxa"/>
+            </w:tcMar>
+            <w:vAlign w:val="center"/>
+          </w:tcPr>
+          <w:p>
+            <w:r>
+              <w:rPr>
+                <w:sz w:val="18"/>
+                <w:szCs w:val="18"/>
+              </w:rPr>
+              <w:t>CSA10 / CSA10</w:t>
+            </w:r>
+            <w:r>
+              <w:rPr>
+                <w:sz w:val="18"/>
+                <w:szCs w:val="18"/>
+              </w:rPr>
+              <w:t>07</w:t>
+            </w:r>
+          </w:p>
+        </w:tc>
+        <w:tc>
+          <w:tcPr>
+            <w:tcW w:w="1800" w:type="dxa"/>
+            <w:tcBorders>
+              <w:top w:val="single" w:sz="4" w:space="0" w:color="9DC3E6"/>
+              <w:left w:val="single" w:sz="4" w:space="0" w:color="9DC3E6"/>
+              <w:bottom w:val="single" w:sz="4" w:space="0" w:color="9DC3E6"/>
+              <w:right w:val="single" w:sz="4" w:space="0" w:color="9DC3E6"/>
+            </w:tcBorders>
+            <w:shd w:val="clear" w:color="auto" w:fill="D6E4F0"/>
+            <w:tcMar>
+              <w:top w:w="70" w:type="dxa"/>
+              <w:left w:w="120" w:type="dxa"/>
+              <w:bottom w:w="70" w:type="dxa"/>
+              <w:right w:w="120" w:type="dxa"/>
+            </w:tcMar>
+            <w:vAlign w:val="center"/>
+          </w:tcPr>
+          <w:p>
+            <w:r>
+              <w:rPr>
+                <w:b/>
+                <w:bCs/>
+                <w:color w:val="1F4E79"/>
+                <w:sz w:val="18"/>
+                <w:szCs w:val="18"/>
+              </w:rPr>
+              <w:t>Course Title:</w:t>
+            </w:r>
+          </w:p>
+        </w:tc>
+        <w:tc>
+          <w:tcPr>
+            <w:tcW w:w="3240" w:type="dxa"/>
+            <w:tcBorders>
+              <w:top w:val="single" w:sz="4" w:space="0" w:color="9DC3E6"/>
+              <w:left w:val="single" w:sz="4" w:space="0" w:color="9DC3E6"/>
+              <w:bottom w:val="single" w:sz="4" w:space="0" w:color="9DC3E6"/>
+              <w:right w:val="single" w:sz="4" w:space="0" w:color="9DC3E6"/>
+            </w:tcBorders>
+            <w:shd w:val="clear" w:color="auto" w:fill="FFFFFF"/>
+            <w:tcMar>
+              <w:top w:w="70" w:type="dxa"/>
+              <w:left w:w="120" w:type="dxa"/>
+              <w:bottom w:w="70" w:type="dxa"/>
+              <w:right w:w="120" w:type="dxa"/>
+            </w:tcMar>
+            <w:vAlign w:val="center"/>
+          </w:tcPr>
+          <w:p>
+            <w:r>
+              <w:rPr>
+                <w:sz w:val="18"/>
+                <w:szCs w:val="18"/>
+              </w:rPr>
+              <w:t xml:space="preserve">Software Engineering </w:t>
+            </w:r>
+          </w:p>
+        </w:tc>
+      </w:tr>
+      <w:tr>
+        <w:tc>
+          <w:tcPr>
+            <w:tcW w:w="1800" w:type="dxa"/>
+            <w:tcBorders>
+              <w:top w:val="single" w:sz="4" w:space="0" w:color="9DC3E6"/>
+              <w:left w:val="single" w:sz="4" w:space="0" w:color="9DC3E6"/>
+              <w:bottom w:val="single" w:sz="4" w:space="0" w:color="9DC3E6"/>
+              <w:right w:val="single" w:sz="4" w:space="0" w:color="9DC3E6"/>
+            </w:tcBorders>
+            <w:shd w:val="clear" w:color="auto" w:fill="D6E4F0"/>
+            <w:tcMar>
+              <w:top w:w="70" w:type="dxa"/>
+              <w:left w:w="120" w:type="dxa"/>
+              <w:bottom w:w="70" w:type="dxa"/>
+              <w:right w:w="120" w:type="dxa"/>
+            </w:tcMar>
+            <w:vAlign w:val="center"/>
+          </w:tcPr>
+          <w:p>
+            <w:r>
+              <w:rPr>
+                <w:b/>
+                <w:bCs/>
+                <w:color w:val="1F4E79"/>
+                <w:sz w:val="18"/>
+                <w:szCs w:val="18"/>
+              </w:rPr>
+              <w:t>CO Assessed:</w:t>
+            </w:r>
+          </w:p>
+        </w:tc>
+        <w:tc>
+          <w:tcPr>
+            <w:tcW w:w="3240" w:type="dxa"/>
+            <w:tcBorders>
+              <w:top w:val="single" w:sz="4" w:space="0" w:color="9DC3E6"/>
+              <w:left w:val="single" w:sz="4" w:space="0" w:color="9DC3E6"/>
+              <w:bottom w:val="single" w:sz="4" w:space="0" w:color="9DC3E6"/>
+              <w:right w:val="single" w:sz="4" w:space="0" w:color="9DC3E6"/>
+            </w:tcBorders>
+            <w:shd w:val="clear" w:color="auto" w:fill="FFFFFF"/>
+            <w:tcMar>
+              <w:top w:w="70" w:type="dxa"/>
+              <w:left w:w="120" w:type="dxa"/>
+              <w:bottom w:w="70" w:type="dxa"/>
+              <w:right w:w="120" w:type="dxa"/>
+            </w:tcMar>
+            <w:vAlign w:val="center"/>
+          </w:tcPr>
+          <w:p>
+            <w:r>
+              <w:rPr>
+                <w:sz w:val="18"/>
+                <w:szCs w:val="18"/>
+              </w:rPr>
+              <w:t>CO</w:t>
+            </w:r>
+            <w:r>
+              <w:rPr>
+                <w:sz w:val="18"/>
+                <w:szCs w:val="18"/>
+              </w:rPr>
+              <w:t>2</w:t>
+            </w:r>
+          </w:p>
+        </w:tc>
+        <w:tc>
+          <w:tcPr>
+            <w:tcW w:w="1800" w:type="dxa"/>
+            <w:tcBorders>
+              <w:top w:val="single" w:sz="4" w:space="0" w:color="9DC3E6"/>
+              <w:left w:val="single" w:sz="4" w:space="0" w:color="9DC3E6"/>
+              <w:bottom w:val="single" w:sz="4" w:space="0" w:color="9DC3E6"/>
+              <w:right w:val="single" w:sz="4" w:space="0" w:color="9DC3E6"/>
+            </w:tcBorders>
+            <w:shd w:val="clear" w:color="auto" w:fill="D6E4F0"/>
+            <w:tcMar>
+              <w:top w:w="70" w:type="dxa"/>
+              <w:left w:w="120" w:type="dxa"/>
+              <w:bottom w:w="70" w:type="dxa"/>
+              <w:right w:w="120" w:type="dxa"/>
+            </w:tcMar>
+            <w:vAlign w:val="center"/>
+          </w:tcPr>
+          <w:p>
+            <w:r>
+              <w:rPr>
+                <w:b/>
+                <w:bCs/>
+                <w:color w:val="1F4E79"/>
+                <w:sz w:val="18"/>
+                <w:szCs w:val="18"/>
+              </w:rPr>
+              <w:t>Assessment:</w:t>
+            </w:r>
+          </w:p>
+        </w:tc>
+        <w:tc>
+          <w:tcPr>
+            <w:tcW w:w="3240" w:type="dxa"/>
+            <w:tcBorders>
+              <w:top w:val="single" w:sz="4" w:space="0" w:color="9DC3E6"/>
+              <w:left w:val="single" w:sz="4" w:space="0" w:color="9DC3E6"/>
+              <w:bottom w:val="single" w:sz="4" w:space="0" w:color="9DC3E6"/>
+              <w:right w:val="single" w:sz="4" w:space="0" w:color="9DC3E6"/>
+            </w:tcBorders>
+            <w:shd w:val="clear" w:color="auto" w:fill="FFFFFF"/>
+            <w:tcMar>
+              <w:top w:w="70" w:type="dxa"/>
+              <w:left w:w="120" w:type="dxa"/>
+              <w:bottom w:w="70" w:type="dxa"/>
+              <w:right w:w="120" w:type="dxa"/>
+            </w:tcMar>
+            <w:vAlign w:val="center"/>
+          </w:tcPr>
+          <w:p>
+            <w:pPr>
+              <w:spacing w:after="120"/>
+              <w:jc w:val="center"/>
+            </w:pPr>
+            <w:r>
+              <w:rPr>
+                <w:sz w:val="18"/>
+                <w:szCs w:val="18"/>
+              </w:rPr>
+              <w:t xml:space="preserve">Assessment Tool 2 – </w:t>
+            </w:r>
+            <w:r>
+              <w:rPr>
+                <w:sz w:val="20"/>
+                <w:szCs w:val="20"/>
+              </w:rPr>
+              <w:t>Architecture Design Assignment</w:t>
+            </w:r>
+          </w:p>
+          <w:p>
+            <w:r>
+              <w:rPr>
+                <w:sz w:val="18"/>
+                <w:szCs w:val="18"/>
+              </w:rPr>
+              <w:t xml:space="preserve"> </w:t>
+            </w:r>
+          </w:p>
+        </w:tc>
+      </w:tr>
+      <w:tr>
+        <w:tc>
+          <w:tcPr>
+            <w:tcW w:w="1800" w:type="dxa"/>
+            <w:tcBorders>
+              <w:top w:val="single" w:sz="4" w:space="0" w:color="9DC3E6"/>
+              <w:left w:val="single" w:sz="4" w:space="0" w:color="9DC3E6"/>
+              <w:bottom w:val="single" w:sz="4" w:space="0" w:color="9DC3E6"/>
+              <w:right w:val="single" w:sz="4" w:space="0" w:color="9DC3E6"/>
+            </w:tcBorders>
+            <w:shd w:val="clear" w:color="auto" w:fill="D6E4F0"/>
+            <w:tcMar>
+              <w:top w:w="70" w:type="dxa"/>
+              <w:left w:w="120" w:type="dxa"/>
+              <w:bottom w:w="70" w:type="dxa"/>
+              <w:right w:w="120" w:type="dxa"/>
+            </w:tcMar>
+            <w:vAlign w:val="center"/>
+          </w:tcPr>
+          <w:p>
+            <w:r>
+              <w:rPr>
+                <w:b/>
+                <w:bCs/>
+                <w:color w:val="1F4E79"/>
+                <w:sz w:val="18"/>
+                <w:szCs w:val="18"/>
+              </w:rPr>
+              <w:t>Weightage:</w:t>
+            </w:r>
+          </w:p>
+        </w:tc>
+        <w:tc>
+          <w:tcPr>
+            <w:tcW w:w="3240" w:type="dxa"/>
+            <w:tcBorders>
+              <w:top w:val="single" w:sz="4" w:space="0" w:color="9DC3E6"/>
+              <w:left w:val="single" w:sz="4" w:space="0" w:color="9DC3E6"/>
+              <w:bottom w:val="single" w:sz="4" w:space="0" w:color="9DC3E6"/>
+              <w:right w:val="single" w:sz="4" w:space="0" w:color="9DC3E6"/>
+            </w:tcBorders>
+            <w:shd w:val="clear" w:color="auto" w:fill="FFFFFF"/>
+            <w:tcMar>
+              <w:top w:w="70" w:type="dxa"/>
+              <w:left w:w="120" w:type="dxa"/>
+              <w:bottom w:w="70" w:type="dxa"/>
+              <w:right w:w="120" w:type="dxa"/>
+            </w:tcMar>
+            <w:vAlign w:val="center"/>
+          </w:tcPr>
+          <w:p>
+            <w:r>
+              <w:rPr>
+                <w:sz w:val="18"/>
+                <w:szCs w:val="18"/>
+              </w:rPr>
+              <w:t>20%</w:t>
+            </w:r>
+          </w:p>
+        </w:tc>
+        <w:tc>
+          <w:tcPr>
+            <w:tcW w:w="1800" w:type="dxa"/>
+            <w:tcBorders>
+              <w:top w:val="single" w:sz="4" w:space="0" w:color="9DC3E6"/>
+              <w:left w:val="single" w:sz="4" w:space="0" w:color="9DC3E6"/>
+              <w:bottom w:val="single" w:sz="4" w:space="0" w:color="9DC3E6"/>
+              <w:right w:val="single" w:sz="4" w:space="0" w:color="9DC3E6"/>
+            </w:tcBorders>
+            <w:shd w:val="clear" w:color="auto" w:fill="D6E4F0"/>
+            <w:tcMar>
+              <w:top w:w="70" w:type="dxa"/>
+              <w:left w:w="120" w:type="dxa"/>
+              <w:bottom w:w="70" w:type="dxa"/>
+              <w:right w:w="120" w:type="dxa"/>
+            </w:tcMar>
+            <w:vAlign w:val="center"/>
+          </w:tcPr>
+          <w:p>
+            <w:r>
+              <w:rPr>
+                <w:b/>
+                <w:bCs/>
+                <w:color w:val="1F4E79"/>
+                <w:sz w:val="18"/>
+                <w:szCs w:val="18"/>
+              </w:rPr>
+              <w:t>Total Marks:</w:t>
+            </w:r>
+          </w:p>
+        </w:tc>
+        <w:tc>
+          <w:tcPr>
+            <w:tcW w:w="3240" w:type="dxa"/>
+            <w:tcBorders>
+              <w:top w:val="single" w:sz="4" w:space="0" w:color="9DC3E6"/>
+              <w:left w:val="single" w:sz="4" w:space="0" w:color="9DC3E6"/>
+              <w:bottom w:val="single" w:sz="4" w:space="0" w:color="9DC3E6"/>
+              <w:right w:val="single" w:sz="4" w:space="0" w:color="9DC3E6"/>
+            </w:tcBorders>
+            <w:shd w:val="clear" w:color="auto" w:fill="FFFFFF"/>
+            <w:tcMar>
+              <w:top w:w="70" w:type="dxa"/>
+              <w:left w:w="120" w:type="dxa"/>
+              <w:bottom w:w="70" w:type="dxa"/>
+              <w:right w:w="120" w:type="dxa"/>
+            </w:tcMar>
+            <w:vAlign w:val="center"/>
+          </w:tcPr>
+          <w:p>
+            <w:r>
+              <w:rPr>
+                <w:sz w:val="18"/>
+                <w:szCs w:val="18"/>
+              </w:rPr>
+              <w:t xml:space="preserve">25  </w:t>
+            </w:r>
+          </w:p>
+        </w:tc>
+      </w:tr>
+      <w:tr>
+        <w:tc>
+          <w:tcPr>
+            <w:tcW w:w="1800" w:type="dxa"/>
+            <w:tcBorders>
+              <w:top w:val="single" w:sz="4" w:space="0" w:color="9DC3E6"/>
+              <w:left w:val="single" w:sz="4" w:space="0" w:color="9DC3E6"/>
+              <w:bottom w:val="single" w:sz="4" w:space="0" w:color="9DC3E6"/>
+              <w:right w:val="single" w:sz="4" w:space="0" w:color="9DC3E6"/>
+            </w:tcBorders>
+            <w:shd w:val="clear" w:color="auto" w:fill="D6E4F0"/>
+            <w:tcMar>
+              <w:top w:w="70" w:type="dxa"/>
+              <w:left w:w="120" w:type="dxa"/>
+              <w:bottom w:w="70" w:type="dxa"/>
+              <w:right w:w="120" w:type="dxa"/>
+            </w:tcMar>
+            <w:vAlign w:val="center"/>
+          </w:tcPr>
+          <w:p>
+            <w:r>
+              <w:rPr>
+                <w:b/>
+                <w:bCs/>
+                <w:color w:val="1F4E79"/>
+                <w:sz w:val="18"/>
+                <w:szCs w:val="18"/>
+              </w:rPr>
+              <w:t>CO2 Statement:</w:t>
+            </w:r>
+          </w:p>
+        </w:tc>
+        <w:tc>
+          <w:tcPr>
+            <w:tcW w:w="8280" w:type="dxa"/>
+            <w:gridSpan w:val="3"/>
+            <w:tcBorders>
+              <w:top w:val="single" w:sz="4" w:space="0" w:color="9DC3E6"/>
+              <w:left w:val="single" w:sz="4" w:space="0" w:color="9DC3E6"/>
+              <w:bottom w:val="single" w:sz="4" w:space="0" w:color="9DC3E6"/>
+              <w:right w:val="single" w:sz="4" w:space="0" w:color="9DC3E6"/>
+            </w:tcBorders>
+            <w:shd w:val="clear" w:color="auto" w:fill="EBF3FB"/>
+            <w:tcMar>
+              <w:top w:w="70" w:type="dxa"/>
+              <w:left w:w="120" w:type="dxa"/>
+              <w:bottom w:w="70" w:type="dxa"/>
+              <w:right w:w="120" w:type="dxa"/>
+            </w:tcMar>
+          </w:tcPr>
+          <w:p>
+            <w:pPr>
+              <w:jc w:val="both"/>
+            </w:pPr>
+            <w:r>
+              <w:rPr>
+                <w:i/>
+                <w:iCs/>
+                <w:sz w:val="18"/>
+                <w:szCs w:val="18"/>
+              </w:rPr>
+              <w:t>Perform detailed requirements analysis, design scalable architectures, and prioritize features with a focus on cross-disciplinary skills</w:t>
+            </w:r>
+          </w:p>
+        </w:tc>
+      </w:tr>
+      <w:tr>
+        <w:tc>
+          <w:tcPr>
+            <w:tcW w:w="1800" w:type="dxa"/>
+            <w:tcBorders>
+              <w:top w:val="single" w:sz="4" w:space="0" w:color="9DC3E6"/>
+              <w:left w:val="single" w:sz="4" w:space="0" w:color="9DC3E6"/>
+              <w:bottom w:val="single" w:sz="4" w:space="0" w:color="9DC3E6"/>
+              <w:right w:val="single" w:sz="4" w:space="0" w:color="9DC3E6"/>
+            </w:tcBorders>
+            <w:shd w:val="clear" w:color="auto" w:fill="D6E4F0"/>
+            <w:tcMar>
+              <w:top w:w="70" w:type="dxa"/>
+              <w:left w:w="120" w:type="dxa"/>
+              <w:bottom w:w="70" w:type="dxa"/>
+              <w:right w:w="120" w:type="dxa"/>
+            </w:tcMar>
+            <w:vAlign w:val="center"/>
+          </w:tcPr>
+          <w:p>
+            <w:r>
+              <w:rPr>
+                <w:b/>
+                <w:bCs/>
+                <w:color w:val="1F4E79"/>
+                <w:sz w:val="18"/>
+                <w:szCs w:val="18"/>
+              </w:rPr>
+              <w:t>Student Name:</w:t>
+            </w:r>
+          </w:p>
+        </w:tc>
+        <w:tc>
+          <w:tcPr>
+            <w:tcW w:w="3240" w:type="dxa"/>
+            <w:tcBorders>
+              <w:top w:val="single" w:sz="4" w:space="0" w:color="9DC3E6"/>
+              <w:left w:val="single" w:sz="4" w:space="0" w:color="9DC3E6"/>
+              <w:bottom w:val="single" w:sz="4" w:space="0" w:color="9DC3E6"/>
+              <w:right w:val="single" w:sz="4" w:space="0" w:color="9DC3E6"/>
+            </w:tcBorders>
+            <w:shd w:val="clear" w:color="auto" w:fill="FFFFFF"/>
+            <w:tcMar>
+              <w:top w:w="70" w:type="dxa"/>
+              <w:left w:w="120" w:type="dxa"/>
+              <w:bottom w:w="70" w:type="dxa"/>
+              <w:right w:w="120" w:type="dxa"/>
+            </w:tcMar>
+            <w:vAlign w:val="center"/>
+          </w:tcPr>
+          <w:p>
+            <w:r>
+              <w:t>Mohammed Hashim T</w:t>
+            </w:r>
+          </w:p>
+        </w:tc>
+        <w:tc>
+          <w:tcPr>
+            <w:tcW w:w="1800" w:type="dxa"/>
+            <w:tcBorders>
+              <w:top w:val="single" w:sz="4" w:space="0" w:color="9DC3E6"/>
+              <w:left w:val="single" w:sz="4" w:space="0" w:color="9DC3E6"/>
+              <w:bottom w:val="single" w:sz="4" w:space="0" w:color="9DC3E6"/>
+              <w:right w:val="single" w:sz="4" w:space="0" w:color="9DC3E6"/>
+            </w:tcBorders>
+            <w:shd w:val="clear" w:color="auto" w:fill="D6E4F0"/>
+            <w:tcMar>
+              <w:top w:w="70" w:type="dxa"/>
+              <w:left w:w="120" w:type="dxa"/>
+              <w:bottom w:w="70" w:type="dxa"/>
+              <w:right w:w="120" w:type="dxa"/>
+            </w:tcMar>
+            <w:vAlign w:val="center"/>
+          </w:tcPr>
+          <w:p>
+            <w:r>
+              <w:rPr>
+                <w:b/>
+                <w:bCs/>
+                <w:color w:val="1F4E79"/>
+                <w:sz w:val="18"/>
+                <w:szCs w:val="18"/>
+              </w:rPr>
+              <w:t>Reg. No.:</w:t>
+            </w:r>
+          </w:p>
+        </w:tc>
+        <w:tc>
+          <w:tcPr>
+            <w:tcW w:w="3240" w:type="dxa"/>
+            <w:tcBorders>
+              <w:top w:val="single" w:sz="4" w:space="0" w:color="9DC3E6"/>
+              <w:left w:val="single" w:sz="4" w:space="0" w:color="9DC3E6"/>
+              <w:bottom w:val="single" w:sz="4" w:space="0" w:color="9DC3E6"/>
+              <w:right w:val="single" w:sz="4" w:space="0" w:color="9DC3E6"/>
+            </w:tcBorders>
+            <w:shd w:val="clear" w:color="auto" w:fill="FFFFFF"/>
+            <w:tcMar>
+              <w:top w:w="70" w:type="dxa"/>
+              <w:left w:w="120" w:type="dxa"/>
+              <w:bottom w:w="70" w:type="dxa"/>
+              <w:right w:w="120" w:type="dxa"/>
+            </w:tcMar>
+            <w:vAlign w:val="center"/>
+          </w:tcPr>
+          <w:p>
+            <w:r>
+              <w:t>192524088</w:t>
+            </w:r>
+          </w:p>
+        </w:tc>
+      </w:tr>
+      <w:tr>
+        <w:tc>
+          <w:tcPr>
+            <w:tcW w:w="1800" w:type="dxa"/>
+            <w:tcBorders>
+              <w:top w:val="single" w:sz="4" w:space="0" w:color="9DC3E6"/>
+              <w:left w:val="single" w:sz="4" w:space="0" w:color="9DC3E6"/>
+              <w:bottom w:val="single" w:sz="4" w:space="0" w:color="9DC3E6"/>
+              <w:right w:val="single" w:sz="4" w:space="0" w:color="9DC3E6"/>
+            </w:tcBorders>
+            <w:shd w:val="clear" w:color="auto" w:fill="D6E4F0"/>
+            <w:tcMar>
+              <w:top w:w="70" w:type="dxa"/>
+              <w:left w:w="120" w:type="dxa"/>
+              <w:bottom w:w="70" w:type="dxa"/>
+              <w:right w:w="120" w:type="dxa"/>
+            </w:tcMar>
+            <w:vAlign w:val="center"/>
+          </w:tcPr>
+          <w:p>
+            <w:r>
+              <w:rPr>
+                <w:b/>
+                <w:bCs/>
+                <w:color w:val="1F4E79"/>
+                <w:sz w:val="18"/>
+                <w:szCs w:val="18"/>
+              </w:rPr>
+              <w:t>Date:</w:t>
+            </w:r>
+          </w:p>
+        </w:tc>
+        <w:tc>
+          <w:tcPr>
+            <w:tcW w:w="3240" w:type="dxa"/>
+            <w:tcBorders>
+              <w:top w:val="single" w:sz="4" w:space="0" w:color="9DC3E6"/>
+              <w:left w:val="single" w:sz="4" w:space="0" w:color="9DC3E6"/>
+              <w:bottom w:val="single" w:sz="4" w:space="0" w:color="9DC3E6"/>
+              <w:right w:val="single" w:sz="4" w:space="0" w:color="9DC3E6"/>
+            </w:tcBorders>
+            <w:shd w:val="clear" w:color="auto" w:fill="FFFFFF"/>
+            <w:tcMar>
+              <w:top w:w="70" w:type="dxa"/>
+              <w:left w:w="120" w:type="dxa"/>
+              <w:bottom w:w="70" w:type="dxa"/>
+              <w:right w:w="120" w:type="dxa"/>
+            </w:tcMar>
+            <w:vAlign w:val="center"/>
+          </w:tcPr>
+          <w:p>
+            <w:r>
+              <w:t>2</w:t>
+            </w:r>
+            <w:r>
+              <w:t>8</w:t>
+            </w:r>
+            <w:r>
+              <w:t>/07/2026</w:t>
+            </w:r>
+          </w:p>
+        </w:tc>
+        <w:tc>
+          <w:tcPr>
+            <w:tcW w:w="1800" w:type="dxa"/>
+            <w:tcBorders>
+              <w:top w:val="single" w:sz="4" w:space="0" w:color="9DC3E6"/>
+              <w:left w:val="single" w:sz="4" w:space="0" w:color="9DC3E6"/>
+              <w:bottom w:val="single" w:sz="4" w:space="0" w:color="9DC3E6"/>
+              <w:right w:val="single" w:sz="4" w:space="0" w:color="9DC3E6"/>
+            </w:tcBorders>
+            <w:shd w:val="clear" w:color="auto" w:fill="D6E4F0"/>
+            <w:tcMar>
+              <w:top w:w="70" w:type="dxa"/>
+              <w:left w:w="120" w:type="dxa"/>
+              <w:bottom w:w="70" w:type="dxa"/>
+              <w:right w:w="120" w:type="dxa"/>
+            </w:tcMar>
+            <w:vAlign w:val="center"/>
+          </w:tcPr>
+          <w:p>
+            <w:r>
+              <w:rPr>
+                <w:b/>
+                <w:bCs/>
+                <w:color w:val="1F4E79"/>
+                <w:sz w:val="18"/>
+                <w:szCs w:val="18"/>
+              </w:rPr>
+              <w:t>Duration:</w:t>
+            </w:r>
+          </w:p>
+        </w:tc>
+        <w:tc>
+          <w:tcPr>
+            <w:tcW w:w="3240" w:type="dxa"/>
+            <w:tcBorders>
+              <w:top w:val="single" w:sz="4" w:space="0" w:color="9DC3E6"/>
+              <w:left w:val="single" w:sz="4" w:space="0" w:color="9DC3E6"/>
+              <w:bottom w:val="single" w:sz="4" w:space="0" w:color="9DC3E6"/>
+              <w:right w:val="single" w:sz="4" w:space="0" w:color="9DC3E6"/>
+            </w:tcBorders>
+            <w:shd w:val="clear" w:color="auto" w:fill="FFFFFF"/>
+            <w:tcMar>
+              <w:top w:w="70" w:type="dxa"/>
+              <w:left w:w="120" w:type="dxa"/>
+              <w:bottom w:w="70" w:type="dxa"/>
+              <w:right w:w="120" w:type="dxa"/>
+            </w:tcMar>
+            <w:vAlign w:val="center"/>
+          </w:tcPr>
+          <w:p>
+            <w:r>
+              <w:t>60 minutes</w:t>
+            </w:r>
+          </w:p>
+        </w:tc>
+      </w:tr>
+    </w:tbl>
+    <w:p>
+      <w:pPr>
+        <w:spacing w:after="50"/>
+      </w:pPr>
+    </w:p>
+    <w:tbl>
+      <w:tblPr>
+        <w:tblW w:w="10080" w:type="dxa"/>
+        <w:tblBorders>
+          <w:top w:val="single" w:sz="4" w:space="0" w:color="000000"/>
+          <w:left w:val="single" w:sz="4" w:space="0" w:color="000000"/>
+          <w:bottom w:val="single" w:sz="4" w:space="0" w:color="000000"/>
+          <w:right w:val="single" w:sz="4" w:space="0" w:color="000000"/>
+          <w:insideH w:val="single" w:sz="4" w:space="0" w:color="000000"/>
+          <w:insideV w:val="single" w:sz="4" w:space="0" w:color="000000"/>
+        </w:tblBorders>
+        <w:tblLayout w:type="fixed"/>
+        <w:tblLook w:val="0000" w:firstRow="0" w:lastRow="0" w:firstColumn="0" w:lastColumn="0" w:noHBand="0" w:noVBand="0"/>
+      </w:tblPr>
+      <w:tblGrid>
+        <w:gridCol w:w="10080"/>
+      </w:tblGrid>
+      <w:tr>
+        <w:tc>
+          <w:tcPr>
+            <w:tcW w:w="10080" w:type="dxa"/>
+            <w:tcBorders>
+              <w:top w:val="single" w:sz="4" w:space="0" w:color="1F4E79"/>
+              <w:left w:val="single" w:sz="4" w:space="0" w:color="1F4E79"/>
+              <w:bottom w:val="single" w:sz="4" w:space="0" w:color="1F4E79"/>
+              <w:right w:val="single" w:sz="4" w:space="0" w:color="1F4E79"/>
+            </w:tcBorders>
+            <w:shd w:val="clear" w:color="auto" w:fill="FFF9E6"/>
+            <w:tcMar>
+              <w:top w:w="100" w:type="dxa"/>
+              <w:left w:w="200" w:type="dxa"/>
+              <w:bottom w:w="100" w:type="dxa"/>
+              <w:right w:w="200" w:type="dxa"/>
+            </w:tcMar>
+          </w:tcPr>
+          <w:p>
+            <w:r>
+              <w:rPr>
+                <w:b/>
+                <w:bCs/>
+                <w:color w:val="C00000"/>
+              </w:rPr>
+              <w:t>Code of Conduct</w:t>
+            </w:r>
+          </w:p>
+          <w:p>
+            <w:pPr>
+              <w:spacing w:after="60"/>
+              <w:jc w:val="both"/>
+            </w:pPr>
+            <w:r>
+              <w:rPr>
+                <w:i/>
+                <w:iCs/>
+                <w:sz w:val="18"/>
+                <w:szCs w:val="18"/>
+              </w:rPr>
+              <w:t xml:space="preserve">I </w:t>
+            </w:r>
+            <w:r>
+              <w:rPr>
+                <w:i/>
+                <w:iCs/>
+                <w:sz w:val="18"/>
+                <w:szCs w:val="18"/>
+                <w:u w:val="single"/>
+              </w:rPr>
+              <w:t>Mohammed Hashim T</w:t>
+            </w:r>
+            <w:r>
+              <w:rPr>
+                <w:i/>
+                <w:iCs/>
+                <w:sz w:val="18"/>
+                <w:szCs w:val="18"/>
+              </w:rPr>
+              <w:t xml:space="preserve"> (Name / Reg No) certify that this submission is my original work and that I have adhered to the guidelines specified for this assessment. I understand that any violation of academic integrity rules will result in disciplinary action.</w:t>
+            </w:r>
+          </w:p>
+          <w:p>
+            <w:r>
+              <w:rPr>
+                <w:sz w:val="18"/>
+                <w:szCs w:val="18"/>
+              </w:rPr>
+              <w:t xml:space="preserve">Signature of the Student: </w:t>
+            </w:r>
+            <w:r>
+              <w:rPr>
+                <w:sz w:val="18"/>
+                <w:szCs w:val="18"/>
+                <w:u w:val="single"/>
+              </w:rPr>
+              <w:t>MD Hashim</w:t>
+            </w:r>
+          </w:p>
+        </w:tc>
+      </w:tr>
+    </w:tbl>
+    <w:p>
+      <w:pPr>
+        <w:spacing w:after="120"/>
+        <w:rPr>
+          <w:b/>
+          <w:bCs/>
+          <w:color w:val="C00000"/>
+        </w:rPr>
+      </w:pPr>
+    </w:p>
+    <w:p>
+      <w:pPr>
+        <w:spacing w:after="120"/>
+      </w:pPr>
+      <w:r>
+        <w:rPr>
+          <w:b/>
+          <w:bCs/>
+          <w:color w:val="C00000"/>
+        </w:rPr>
+        <w:t xml:space="preserve">Annexure A – </w:t>
+      </w:r>
+      <w:r>
+        <w:rPr>
+          <w:color w:val="C00000"/>
+        </w:rPr>
         <w:t>Architecture Design Assignment</w:t>
       </w:r>
-      <w:r>
-        <w:t xml:space="preserve"> </w:t>
-      </w:r>
-    </w:p>
-    <w:p>
-      <w:pPr>
-        <w:pStyle w:val="Heading2"/>
-        <w:spacing w:line="360" w:lineRule="auto"/>
-      </w:pPr>
-      <w:r>
-        <w:t>Problem</w:t>
-      </w:r>
-      <w:r>
-        <w:rPr>
-          <w:spacing w:val="-8"/>
-        </w:rPr>
-        <w:t xml:space="preserve"> </w:t>
-      </w:r>
-      <w:r>
-        <w:t>Statement:</w:t>
-      </w:r>
-      <w:r>
-        <w:rPr>
-          <w:spacing w:val="-10"/>
-        </w:rPr>
-        <w:t xml:space="preserve"> </w:t>
-      </w:r>
-      <w:r>
-        <w:rPr>
-          <w:spacing w:val="-10"/>
-        </w:rPr>
-        <w:t>Smart Renewable Battery Recycling Platform</w:t>
-      </w:r>
-    </w:p>
-    <w:p>
-      <w:pPr>
-        <w:tabs>
-          <w:tab w:val="left" w:pos="4618"/>
-        </w:tabs>
-        <w:spacing w:before="203" w:line="360" w:lineRule="auto"/>
-        <w:rPr>
-          <w:sz w:val="28"/>
-        </w:rPr>
-      </w:pPr>
-      <w:r>
-        <w:rPr>
-          <w:b/>
-          <w:sz w:val="28"/>
-        </w:rPr>
-        <w:t>NAME:</w:t>
-      </w:r>
-      <w:r>
-        <w:rPr>
-          <w:b/>
-          <w:spacing w:val="-2"/>
-          <w:sz w:val="28"/>
-        </w:rPr>
-        <w:t xml:space="preserve"> </w:t>
-      </w:r>
-      <w:r>
-        <w:rPr>
-          <w:sz w:val="28"/>
-        </w:rPr>
-        <w:t>Mohammed Hashim T</w:t>
-      </w:r>
-      <w:r>
-        <w:rPr>
-          <w:sz w:val="28"/>
-        </w:rPr>
-        <w:tab/>
-      </w:r>
-      <w:r>
-        <w:rPr>
-          <w:b/>
-          <w:sz w:val="28"/>
-        </w:rPr>
-        <w:t xml:space="preserve">SLOT: </w:t>
-      </w:r>
-      <w:r>
-        <w:rPr>
-          <w:spacing w:val="-10"/>
-          <w:sz w:val="28"/>
-        </w:rPr>
-        <w:t>D</w:t>
-      </w:r>
-    </w:p>
-    <w:p>
-      <w:pPr>
-        <w:tabs>
-          <w:tab w:val="left" w:pos="4618"/>
-        </w:tabs>
-        <w:spacing w:before="247" w:line="360" w:lineRule="auto"/>
-        <w:rPr>
-          <w:sz w:val="28"/>
-        </w:rPr>
-      </w:pPr>
-      <w:r>
-        <w:rPr>
-          <w:b/>
-          <w:sz w:val="28"/>
-        </w:rPr>
-        <w:t>REGNO</w:t>
-      </w:r>
-      <w:r>
-        <w:rPr>
-          <w:b/>
-          <w:spacing w:val="-3"/>
-          <w:sz w:val="28"/>
-        </w:rPr>
-        <w:t xml:space="preserve"> </w:t>
-      </w:r>
-      <w:r>
-        <w:rPr>
-          <w:b/>
-          <w:spacing w:val="-2"/>
-          <w:sz w:val="28"/>
-        </w:rPr>
-        <w:t>:</w:t>
-      </w:r>
-      <w:r>
-        <w:rPr>
-          <w:spacing w:val="-2"/>
-          <w:sz w:val="28"/>
-        </w:rPr>
-        <w:t>192</w:t>
-      </w:r>
-      <w:r>
-        <w:rPr>
-          <w:spacing w:val="-2"/>
-          <w:sz w:val="28"/>
-        </w:rPr>
-        <w:t>5</w:t>
-      </w:r>
-      <w:r>
-        <w:rPr>
-          <w:spacing w:val="-2"/>
-          <w:sz w:val="28"/>
-        </w:rPr>
-        <w:t>24088</w:t>
-      </w:r>
-      <w:r>
-        <w:rPr>
-          <w:sz w:val="28"/>
-        </w:rPr>
-        <w:tab/>
-      </w:r>
-      <w:r>
-        <w:rPr>
-          <w:b/>
-          <w:sz w:val="28"/>
-        </w:rPr>
-        <w:t>COURSE</w:t>
-      </w:r>
-      <w:r>
-        <w:rPr>
-          <w:b/>
-          <w:spacing w:val="-6"/>
-          <w:sz w:val="28"/>
-        </w:rPr>
-        <w:t xml:space="preserve"> </w:t>
-      </w:r>
-      <w:r>
-        <w:rPr>
-          <w:b/>
-          <w:sz w:val="28"/>
-        </w:rPr>
-        <w:t>CODE:</w:t>
-      </w:r>
-      <w:r>
-        <w:rPr>
-          <w:b/>
-          <w:spacing w:val="-2"/>
-          <w:sz w:val="28"/>
-        </w:rPr>
-        <w:t xml:space="preserve"> </w:t>
-      </w:r>
-      <w:r>
-        <w:rPr>
-          <w:spacing w:val="-2"/>
-          <w:sz w:val="28"/>
-        </w:rPr>
-        <w:t>CSA1007</w:t>
-      </w:r>
-    </w:p>
-    <w:p>
-      <w:pPr>
-        <w:pStyle w:val="ListParagraph"/>
-        <w:spacing w:line="360" w:lineRule="auto"/>
-        <w:rPr>
-          <w:sz w:val="24"/>
-        </w:rPr>
-      </w:pPr>
     </w:p>
     <w:p>
       <w:pPr>
@@ -566,6 +1278,7 @@
           <w:sz w:val="24"/>
           <w:lang w:val="en-IN"/>
         </w:rPr>
+        <w:lastRenderedPageBreak/>
         <w:t xml:space="preserve">User Login and Authentication. </w:t>
       </w:r>
     </w:p>
@@ -692,7 +1405,6 @@
           <w:sz w:val="24"/>
           <w:lang w:val="en-IN"/>
         </w:rPr>
-        <w:lastRenderedPageBreak/>
         <w:t xml:space="preserve">Notification Management. </w:t>
       </w:r>
     </w:p>
@@ -1071,7 +1783,15 @@
           <w:sz w:val="24"/>
           <w:lang w:val="en-IN"/>
         </w:rPr>
-        <w:t>The architecture also supports future improvements without affecting the complete system.</w:t>
+        <w:t xml:space="preserve">The architecture also supports future improvements without affecting the complete </w:t>
+      </w:r>
+      <w:r>
+        <w:rPr>
+          <w:sz w:val="24"/>
+          <w:lang w:val="en-IN"/>
+        </w:rPr>
+        <w:lastRenderedPageBreak/>
+        <w:t>system.</w:t>
       </w:r>
     </w:p>
     <w:p>
@@ -1162,7 +1882,6 @@
           <w:sz w:val="24"/>
           <w:lang w:val="en-IN"/>
         </w:rPr>
-        <w:lastRenderedPageBreak/>
         <w:drawing>
           <wp:anchor distT="0" distB="0" distL="114300" distR="114300" simplePos="0" relativeHeight="251658240" behindDoc="0" locked="0" layoutInCell="1" allowOverlap="1" wp14:anchorId="009BE6B1" wp14:editId="35D73836">
             <wp:simplePos x="0" y="0"/>
